--- a/docs/resume/PlanPilot_面试定稿.docx
+++ b/docs/resume/PlanPilot_面试定稿.docx
@@ -2512,7 +2512,7 @@
           <w:sz w:val="20"/>
           <w:szCs w:val="20"/>
         </w:rPr>
-        <w:t xml:space="preserve"> 风格的循环，动作由原生 Function Calling 表达：模型返回工具调用就执行，把结构化结果作为 Observation 回传，再进下一轮。注册了 37 个工具和 10 个场景 Skill，配了上下文裁剪、调用预算、危险操作确认和模型故障降级。业务侧有 CP-SAT 全局优化、局部重排和计划撤销。目前 220 个测试方法、5 个确定性评测场景和持久化执行轨迹。</w:t>
+        <w:t xml:space="preserve"> 风格的循环，动作由原生 Function Calling 表达：模型返回工具调用就执行，把结构化结果作为 Observation 回传，再进下一轮。注册了 37 个工具和 10 个场景 Skill，配了上下文裁剪、调用预算、危险操作确认和模型故障降级。业务侧有 CP-SAT 全局优化、局部重排和计划撤销。目前 283 个测试方法、5 个确定性评测场景和持久化执行轨迹。</w:t>
       </w:r>
     </w:p>
     <w:p>
@@ -2615,27 +2615,7 @@
           <w:sz w:val="20"/>
           <w:szCs w:val="20"/>
         </w:rPr>
-        <w:t xml:space="preserve">当前是个人项目，规模指标体现的是实现范围，不是线上效果。可以确认的静态事实是：37 个注册工具、10 个 Skill、220 个测试方法、5 个基于 Mock 的端到端评测场景、11 张 ORM 表、9 个 </w:t>
-      </w:r>
-      <w:proofErr w:type="spellStart"/>
-      <w:r>
-        <w:rPr>
-          <w:rFonts w:ascii="宋体" w:eastAsia="宋体" w:hAnsi="宋体" w:cs="宋体" w:hint="eastAsia"/>
-          <w:color w:val="1A1A1A"/>
-          <w:sz w:val="20"/>
-          <w:szCs w:val="20"/>
-        </w:rPr>
-        <w:t>APIRouter</w:t>
-      </w:r>
-      <w:proofErr w:type="spellEnd"/>
-      <w:r>
-        <w:rPr>
-          <w:rFonts w:ascii="宋体" w:eastAsia="宋体" w:hAnsi="宋体" w:cs="宋体" w:hint="eastAsia"/>
-          <w:color w:val="1A1A1A"/>
-          <w:sz w:val="20"/>
-          <w:szCs w:val="20"/>
-        </w:rPr>
-        <w:t>、6 项直接运行依赖。</w:t>
+        <w:t xml:space="preserve">当前是个人项目，规模指标体现的是实现范围，不是线上效果。可以确认的静态事实是：37 个注册工具、10 个 Skill、283 个测试方法、5 个基于 Mock 的端到端评测场景、14 张 ORM 表、10 个 APIRouter、6 项直接运行依赖。</w:t>
       </w:r>
     </w:p>
     <w:p>
@@ -3597,87 +3577,7 @@
           <w:sz w:val="20"/>
           <w:szCs w:val="20"/>
         </w:rPr>
-        <w:t xml:space="preserve">至少分清四层，不要混成一个枚举：会话上下文（Memory 与 </w:t>
-      </w:r>
-      <w:proofErr w:type="spellStart"/>
-      <w:r>
-        <w:rPr>
-          <w:rFonts w:ascii="宋体" w:eastAsia="宋体" w:hAnsi="宋体" w:cs="宋体" w:hint="eastAsia"/>
-          <w:color w:val="1A1A1A"/>
-          <w:sz w:val="20"/>
-          <w:szCs w:val="20"/>
-        </w:rPr>
-        <w:t>chat_messages</w:t>
-      </w:r>
-      <w:proofErr w:type="spellEnd"/>
-      <w:r>
-        <w:rPr>
-          <w:rFonts w:ascii="宋体" w:eastAsia="宋体" w:hAnsi="宋体" w:cs="宋体" w:hint="eastAsia"/>
-          <w:color w:val="1A1A1A"/>
-          <w:sz w:val="20"/>
-          <w:szCs w:val="20"/>
-        </w:rPr>
-        <w:t xml:space="preserve">）、单次运行（局部变量与 </w:t>
-      </w:r>
-      <w:proofErr w:type="spellStart"/>
-      <w:r>
-        <w:rPr>
-          <w:rFonts w:ascii="宋体" w:eastAsia="宋体" w:hAnsi="宋体" w:cs="宋体" w:hint="eastAsia"/>
-          <w:color w:val="1A1A1A"/>
-          <w:sz w:val="20"/>
-          <w:szCs w:val="20"/>
-        </w:rPr>
-        <w:t>AgentRun</w:t>
-      </w:r>
-      <w:proofErr w:type="spellEnd"/>
-      <w:r>
-        <w:rPr>
-          <w:rFonts w:ascii="宋体" w:eastAsia="宋体" w:hAnsi="宋体" w:cs="宋体" w:hint="eastAsia"/>
-          <w:color w:val="1A1A1A"/>
-          <w:sz w:val="20"/>
-          <w:szCs w:val="20"/>
-        </w:rPr>
-        <w:t xml:space="preserve">）、模型服务状态（进程内的 ok / </w:t>
-      </w:r>
-      <w:proofErr w:type="spellStart"/>
-      <w:r>
-        <w:rPr>
-          <w:rFonts w:ascii="宋体" w:eastAsia="宋体" w:hAnsi="宋体" w:cs="宋体" w:hint="eastAsia"/>
-          <w:color w:val="1A1A1A"/>
-          <w:sz w:val="20"/>
-          <w:szCs w:val="20"/>
-        </w:rPr>
-        <w:t>rate_limited</w:t>
-      </w:r>
-      <w:proofErr w:type="spellEnd"/>
-      <w:r>
-        <w:rPr>
-          <w:rFonts w:ascii="宋体" w:eastAsia="宋体" w:hAnsi="宋体" w:cs="宋体" w:hint="eastAsia"/>
-          <w:color w:val="1A1A1A"/>
-          <w:sz w:val="20"/>
-          <w:szCs w:val="20"/>
-        </w:rPr>
-        <w:t xml:space="preserve"> / </w:t>
-      </w:r>
-      <w:proofErr w:type="spellStart"/>
-      <w:r>
-        <w:rPr>
-          <w:rFonts w:ascii="宋体" w:eastAsia="宋体" w:hAnsi="宋体" w:cs="宋体" w:hint="eastAsia"/>
-          <w:color w:val="1A1A1A"/>
-          <w:sz w:val="20"/>
-          <w:szCs w:val="20"/>
-        </w:rPr>
-        <w:t>auth_failed</w:t>
-      </w:r>
-      <w:proofErr w:type="spellEnd"/>
-      <w:r>
-        <w:rPr>
-          <w:rFonts w:ascii="宋体" w:eastAsia="宋体" w:hAnsi="宋体" w:cs="宋体" w:hint="eastAsia"/>
-          <w:color w:val="1A1A1A"/>
-          <w:sz w:val="20"/>
-          <w:szCs w:val="20"/>
-        </w:rPr>
-        <w:t>）、业务实体状态（Task 的 pending / completed，Schedule 的 proposed / accepted）。</w:t>
+        <w:t xml:space="preserve">至少分清四层，不要混成一个枚举：会话上下文（chat_messages 与 chat_tool_calls）、单次运行（局部变量与 AgentRun）、模型服务状态（进程内的 ok / rate_limited / auth_failed）、业务实体状态（Task 的 pending / completed，Schedule 的 proposed / accepted）。</w:t>
       </w:r>
     </w:p>
     <w:p>
@@ -4573,67 +4473,7 @@
           <w:sz w:val="20"/>
           <w:szCs w:val="20"/>
         </w:rPr>
-        <w:t xml:space="preserve">必须分四种情况：本次 run 内，局部 messages 保存 </w:t>
-      </w:r>
-      <w:proofErr w:type="spellStart"/>
-      <w:r>
-        <w:rPr>
-          <w:rFonts w:ascii="宋体" w:eastAsia="宋体" w:hAnsi="宋体" w:cs="宋体" w:hint="eastAsia"/>
-          <w:color w:val="1A1A1A"/>
-          <w:sz w:val="20"/>
-          <w:szCs w:val="20"/>
-        </w:rPr>
-        <w:t>tool_calls</w:t>
-      </w:r>
-      <w:proofErr w:type="spellEnd"/>
-      <w:r>
-        <w:rPr>
-          <w:rFonts w:ascii="宋体" w:eastAsia="宋体" w:hAnsi="宋体" w:cs="宋体" w:hint="eastAsia"/>
-          <w:color w:val="1A1A1A"/>
-          <w:sz w:val="20"/>
-          <w:szCs w:val="20"/>
-        </w:rPr>
-        <w:t xml:space="preserve"> 和 tool 结果，供后续轮次使用；跨用户消息，Memory 只保留用户和助手的对话文本；重启恢复，从 </w:t>
-      </w:r>
-      <w:proofErr w:type="spellStart"/>
-      <w:r>
-        <w:rPr>
-          <w:rFonts w:ascii="宋体" w:eastAsia="宋体" w:hAnsi="宋体" w:cs="宋体" w:hint="eastAsia"/>
-          <w:color w:val="1A1A1A"/>
-          <w:sz w:val="20"/>
-          <w:szCs w:val="20"/>
-        </w:rPr>
-        <w:t>chat_messages</w:t>
-      </w:r>
-      <w:proofErr w:type="spellEnd"/>
-      <w:r>
-        <w:rPr>
-          <w:rFonts w:ascii="宋体" w:eastAsia="宋体" w:hAnsi="宋体" w:cs="宋体" w:hint="eastAsia"/>
-          <w:color w:val="1A1A1A"/>
-          <w:sz w:val="20"/>
-          <w:szCs w:val="20"/>
-        </w:rPr>
-        <w:t xml:space="preserve"> 恢复的是文本，不是执行到一半的 Agent；执行轨迹，</w:t>
-      </w:r>
-      <w:proofErr w:type="spellStart"/>
-      <w:r>
-        <w:rPr>
-          <w:rFonts w:ascii="宋体" w:eastAsia="宋体" w:hAnsi="宋体" w:cs="宋体" w:hint="eastAsia"/>
-          <w:color w:val="1A1A1A"/>
-          <w:sz w:val="20"/>
-          <w:szCs w:val="20"/>
-        </w:rPr>
-        <w:t>AgentRun</w:t>
-      </w:r>
-      <w:proofErr w:type="spellEnd"/>
-      <w:r>
-        <w:rPr>
-          <w:rFonts w:ascii="宋体" w:eastAsia="宋体" w:hAnsi="宋体" w:cs="宋体" w:hint="eastAsia"/>
-          <w:color w:val="1A1A1A"/>
-          <w:sz w:val="20"/>
-          <w:szCs w:val="20"/>
-        </w:rPr>
-        <w:t xml:space="preserve"> 用于回看，不等于能重放模型上下文。</w:t>
+        <w:t xml:space="preserve">必须分四种情况：本次 run 内，局部 messages 保存 tool_calls 和工具结果，供后续轮次使用；跨用户消息，工具轨迹落 chat_tool_calls 表留档，但不再喂回模型——历史里的查询结果早已过时，喂回去会变成错误前提；重启恢复，从 chat_messages 读到的就是文本，不是执行到一半的 Agent；执行轨迹，AgentRun 与 chat_tool_calls 用于回看，不等于能重放模型上下文。</w:t>
       </w:r>
     </w:p>
     <w:p>
@@ -5922,7 +5762,7 @@
           <w:sz w:val="20"/>
           <w:szCs w:val="20"/>
         </w:rPr>
-        <w:t>三层闸门，全部按 token 计，不按字符。单条历史消息超 1200 token 就压；整段历史总预算 3600 token，从最新往回累加，超了丢最老的，并在 system prompt 里写明“最早 N 条已省略，涉及细节请用工具重新查询”；单次 prompt 总预算 18000 token，超了按“体积最大的工具结果优先”降级——剥掉 data 只留 success / summary，tool_call_id 和 name 原样保留，因为协议要求每个调用都有对应的 tool 消息，只能瘦身不能删除。压缩本身按信息密度取舍：约束词 +3、时间 +2、ID 与数字 +1、过短过长降权；首尾两段恒定保留，中间按分数贪心填充，组装完复核总量，超了从分数最低的段开始丢，而不是回头做首尾截断。</w:t>
+        <w:t xml:space="preserve">先说折叠，再说闸门。窗口里未被摘要覆盖的消息超出保留条数满 8 条时，先把溢出部分折成五段摘要（约束、已定事项、用户纠正、悬置问题、关键实体），带片段编号、400 token 封顶，所以真正进入预算的是“一段摘要 + 最近 10 条”，不是全部历史。然后才是三层闸门，全部按 token 计，不按字符：单条历史消息超 1200 token 就压；整段历史总预算 3600 token，从最新往回累加，超了丢最老的，并在 system prompt 里写明“最早 N 条已省略，涉及细节请用工具重新查询”；单次 prompt 总预算 18000 token，超了按“体积最大的工具结果优先”降级——剥掉 data 只留 success / summary，tool_call_id 和 name 原样保留，因为协议要求每个调用都有对应的 tool 消息，所以只能瘦身不能删除。</w:t>
       </w:r>
     </w:p>
     <w:p>
@@ -5944,16 +5784,7 @@
           <w:sz w:val="20"/>
           <w:szCs w:val="20"/>
         </w:rPr>
-        <w:t>追问“会不会丢约束”。</w:t>
-      </w:r>
-      <w:r>
-        <w:rPr>
-          <w:rFonts w:ascii="宋体" w:eastAsia="宋体" w:hAnsi="宋体" w:cs="宋体" w:hint="eastAsia"/>
-          <w:color w:val="1A1A1A"/>
-          <w:sz w:val="20"/>
-          <w:szCs w:val="20"/>
-        </w:rPr>
-        <w:t xml:space="preserve"> 会，但方向和以前相反。旧实现头尾各截一刀，丢的是中间且不可控；现在约束句打分最高，反而优先活下来，先被丢的是纯叙述。真正救不回来的是“从没进过这 10 条窗口的早期事实”——那要靠摘要层或结构化状态，当前没做。</w:t>
+        <w:t xml:space="preserve">追问“会不会丢约束”。 会丢细节，但约束优先活下来：压缩按信息密度打分，约束词和时间的权重最高，先被丢的是纯叙述；首尾两段只是加 3 分优先权，预算真不够时一样被丢。更早的对话由摘要层兜住——它专门留了“约束”和“用户纠正”两栏，因为这两类最容易被模型再犯。</w:t>
       </w:r>
     </w:p>
     <w:p>
@@ -6109,7 +5940,7 @@
           <w:sz w:val="21"/>
           <w:szCs w:val="21"/>
         </w:rPr>
-        <w:t>4.4 Memory 加锁，多 worker 就安全了吗（B 高频）</w:t>
+        <w:t xml:space="preserve">4.4 后来为什么把共享状态拿掉（B 高频）</w:t>
       </w:r>
     </w:p>
     <w:p>
@@ -6133,7 +5964,7 @@
           <w:sz w:val="20"/>
           <w:szCs w:val="20"/>
         </w:rPr>
-        <w:t>锁只保护单次读写，避免同一进程内多个线程同时改坏历史。它不覆盖整个 Agent Loop，也不能跨 worker 生效，所以同一会话的两个请求仍可能交错，多 worker 各有各的 Memory。</w:t>
+        <w:t xml:space="preserve">因为那把锁从一开始就解决错了问题。它保护的是同一进程内多个线程不互相改坏历史，跨 worker 根本管不到：同一会话的第二个请求落到另一个进程，那个进程的字典是空的，模型于是看不到上一轮。为补这个洞才长出 has_session / hydrate 这一对，本质是把缓存一致性问题搬进了业务代码。</w:t>
       </w:r>
     </w:p>
     <w:p>
@@ -6157,27 +5988,7 @@
           <w:sz w:val="20"/>
           <w:szCs w:val="20"/>
         </w:rPr>
-        <w:t xml:space="preserve">要真正解决，得按 </w:t>
-      </w:r>
-      <w:proofErr w:type="spellStart"/>
-      <w:r>
-        <w:rPr>
-          <w:rFonts w:ascii="宋体" w:eastAsia="宋体" w:hAnsi="宋体" w:cs="宋体" w:hint="eastAsia"/>
-          <w:color w:val="1A1A1A"/>
-          <w:sz w:val="20"/>
-          <w:szCs w:val="20"/>
-        </w:rPr>
-        <w:t>session_id</w:t>
-      </w:r>
-      <w:proofErr w:type="spellEnd"/>
-      <w:r>
-        <w:rPr>
-          <w:rFonts w:ascii="宋体" w:eastAsia="宋体" w:hAnsi="宋体" w:cs="宋体" w:hint="eastAsia"/>
-          <w:color w:val="1A1A1A"/>
-          <w:sz w:val="20"/>
-          <w:szCs w:val="20"/>
-        </w:rPr>
-        <w:t xml:space="preserve"> 做请求队列或分布式锁，把共享会话状态放到数据库或 Redis。</w:t>
+        <w:t xml:space="preserve">最后是把状态整个删掉：历史落 chat_messages，每次请求读最近 60 条窗口、保留 10 条原文，进程内零会话状态，锁、has_session、hydrate 全部消失。代价是每请求一次带索引的查询，换来的是多 worker 天然一致、重启不失忆。</w:t>
       </w:r>
     </w:p>
     <w:p>
@@ -6199,16 +6010,7 @@
           <w:sz w:val="20"/>
           <w:szCs w:val="20"/>
         </w:rPr>
-        <w:t>一句话。</w:t>
-      </w:r>
-      <w:r>
-        <w:rPr>
-          <w:rFonts w:ascii="宋体" w:eastAsia="宋体" w:hAnsi="宋体" w:cs="宋体" w:hint="eastAsia"/>
-          <w:color w:val="1A1A1A"/>
-          <w:sz w:val="20"/>
-          <w:szCs w:val="20"/>
-        </w:rPr>
-        <w:t xml:space="preserve"> 方法线程安全、会话一致性、多进程一致性，是三个层次。</w:t>
+        <w:t xml:space="preserve">一句话。 加锁只能修同一进程里的竞态；真正该问的是“这份状态为什么要放在这里”。</w:t>
       </w:r>
     </w:p>
     <w:p>
@@ -6231,7 +6033,7 @@
           <w:sz w:val="21"/>
           <w:szCs w:val="21"/>
         </w:rPr>
-        <w:t>4.5 需要向量记忆吗（C 备查）</w:t>
+        <w:t xml:space="preserve">4.5 记忆分几层，边界按什么划（A 必问）</w:t>
       </w:r>
     </w:p>
     <w:p>
@@ -6255,6 +6057,101 @@
           <w:sz w:val="20"/>
           <w:szCs w:val="20"/>
         </w:rPr>
+        <w:t xml:space="preserve">三层，边界按“谁负责正确”划，而不是按“存多久”划。层一是聊天记录：chat_messages 存对话文本，chat_tool_calls 存每次工具调用的参数、返回与成败，两张表都只增不改、都不进提示词——它们的职责是还原当时到底发生了什么。</w:t>
+      </w:r>
+    </w:p>
+    <w:p>
+      <w:pPr>
+        <w:pBdr>
+          <w:left w:val="single" w:sz="24" w:space="0" w:color="9FB3C8"/>
+        </w:pBdr>
+        <w:shd w:val="clear" w:color="auto" w:fill="F4F7FA"/>
+        <w:spacing w:before="160" w:after="100" w:line="372" w:lineRule="auto"/>
+        <w:ind w:left="240"/>
+        <w:rPr>
+          <w:color w:val="1A1A1A"/>
+          <w:sz w:val="18"/>
+          <w:szCs w:val="20"/>
+        </w:rPr>
+      </w:pPr>
+      <w:r>
+        <w:rPr>
+          <w:rFonts w:ascii="宋体" w:eastAsia="宋体" w:hAnsi="宋体" w:cs="宋体" w:hint="eastAsia"/>
+          <w:color w:val="1A1A1A"/>
+          <w:sz w:val="20"/>
+          <w:szCs w:val="20"/>
+        </w:rPr>
+        <w:t xml:space="preserve">层二是 context，也就是给模型的压缩版：窗口超限先把溢出部分折成五段摘要（约束、已定事项、用户纠正、悬置问题、关键实体），400 token 封顶，covered_to_message_id 只前进不回退；模型不在线时降级成确定性压缩，并在渲染时标注“自动压缩”，不当结论用。</w:t>
+      </w:r>
+    </w:p>
+    <w:p>
+      <w:pPr>
+        <w:pBdr>
+          <w:left w:val="single" w:sz="24" w:space="0" w:color="9FB3C8"/>
+        </w:pBdr>
+        <w:shd w:val="clear" w:color="auto" w:fill="F4F7FA"/>
+        <w:spacing w:before="160" w:after="100" w:line="372" w:lineRule="auto"/>
+        <w:ind w:left="240"/>
+        <w:rPr>
+          <w:color w:val="1A1A1A"/>
+          <w:sz w:val="18"/>
+          <w:szCs w:val="20"/>
+        </w:rPr>
+      </w:pPr>
+      <w:r>
+        <w:rPr>
+          <w:rFonts w:ascii="宋体" w:eastAsia="宋体" w:hAnsi="宋体" w:cs="宋体" w:hint="eastAsia"/>
+          <w:color w:val="1A1A1A"/>
+          <w:sz w:val="20"/>
+          <w:szCs w:val="20"/>
+        </w:rPr>
+        <w:t xml:space="preserve">层三是 memory，存跨会话稳得住的信息：规则区是 context.py 的代码常量，模型只读，用户说“忽略以上规则”不生效；偏好区是 user_preferences；事实区是 memory_facts 候选制，同一归一化指纹出现第二次才转正确认并注入，被否决过的不再自动复活。</w:t>
+      </w:r>
+    </w:p>
+    <w:p>
+      <w:pPr>
+        <w:pStyle w:val="2"/>
+        <w:pBdr>
+          <w:left w:val="single" w:sz="32" w:space="8" w:color="C8862A"/>
+        </w:pBdr>
+        <w:spacing w:before="400" w:beforeAutospacing="1" w:after="160" w:afterAutospacing="1" w:line="324" w:lineRule="auto"/>
+        <w:rPr>
+          <w:color w:val="16324F"/>
+          <w:sz w:val="22"/>
+          <w:szCs w:val="22"/>
+        </w:rPr>
+      </w:pPr>
+      <w:r>
+        <w:rPr>
+          <w:rFonts w:ascii="黑体" w:eastAsia="黑体" w:hAnsi="黑体" w:cs="黑体" w:hint="eastAsia"/>
+          <w:color w:val="16324F"/>
+          <w:sz w:val="21"/>
+          <w:szCs w:val="21"/>
+        </w:rPr>
+        <w:t xml:space="preserve">4.6 需要向量记忆吗（C 备查）</w:t>
+      </w:r>
+    </w:p>
+    <w:p>
+      <w:pPr>
+        <w:pBdr>
+          <w:left w:val="single" w:sz="24" w:space="0" w:color="9FB3C8"/>
+        </w:pBdr>
+        <w:shd w:val="clear" w:color="auto" w:fill="F4F7FA"/>
+        <w:spacing w:before="160" w:after="100" w:line="372" w:lineRule="auto"/>
+        <w:ind w:left="240"/>
+        <w:rPr>
+          <w:color w:val="1A1A1A"/>
+          <w:sz w:val="18"/>
+          <w:szCs w:val="20"/>
+        </w:rPr>
+      </w:pPr>
+      <w:r>
+        <w:rPr>
+          <w:rFonts w:ascii="宋体" w:eastAsia="宋体" w:hAnsi="宋体" w:cs="宋体" w:hint="eastAsia"/>
+          <w:color w:val="1A1A1A"/>
+          <w:sz w:val="20"/>
+          <w:szCs w:val="20"/>
+        </w:rPr>
         <w:t>当前不需要。任务、日程、偏好都是结构化数据，查库比检索准。只有引入大量邮件、会议纪要这类非结构化内容，才需要语义检索。</w:t>
       </w:r>
     </w:p>
@@ -7517,7 +7414,7 @@
           <w:sz w:val="21"/>
           <w:szCs w:val="21"/>
         </w:rPr>
-        <w:t>6.6 为什么只备六张表，不是全部十一张（B 高频，加分题）</w:t>
+        <w:t xml:space="preserve">6.6 为什么只备六张表，不是全部十四张（B 高频，加分题）</w:t>
       </w:r>
     </w:p>
     <w:p>
@@ -7541,7 +7438,7 @@
           <w:sz w:val="20"/>
           <w:szCs w:val="20"/>
         </w:rPr>
-        <w:t>备的是用户能感知的业务状态。另外五张是执行轨迹、会话、待确认、地点和评测数据——回滚它们反而错：如果一次失败操作把审计也擦掉，你就再也查不到刚才发生了什么。</w:t>
+        <w:t xml:space="preserve">备的是用户能感知的业务状态。另外八张是执行轨迹、工具轨迹、会话摘要、事实库、待确认、地点和评测数据——回滚它们反而错：如果一次失败操作把审计也擦掉，你就再也查不到刚才发生了什么。而且地点库和评测数据跟这次写操作没关系，没有回滚的必要。</w:t>
       </w:r>
     </w:p>
     <w:p>
@@ -9037,7 +8934,7 @@
           <w:sz w:val="21"/>
           <w:szCs w:val="21"/>
         </w:rPr>
-        <w:t>8.3 220 个测试能证明什么（B 高频）</w:t>
+        <w:t xml:space="preserve">8.3 283 个测试能证明什么（B 高频）</w:t>
       </w:r>
     </w:p>
     <w:p>
@@ -9061,7 +8958,7 @@
           <w:sz w:val="20"/>
           <w:szCs w:val="20"/>
         </w:rPr>
-        <w:t>证明覆盖范围，不证明覆盖率或线上质量。比较有代表性的几类：确认批次失败后回滚、迭代上限后转无工具总结、额度耗尽的工具从下一轮移除、任务依赖拒绝成环、锁定日程在局部重排中保留、CP-SAT 找到贪心错过的全局顺序、Skill 路由的排序键与切换预算。</w:t>
+        <w:t xml:space="preserve">证明覆盖范围，不证明覆盖率或线上质量。比较有代表性的几类：确认批次失败后回滚、迭代上限后转无工具总结、额度耗尽的工具从下一轮移除、任务依赖拒绝成环、锁定日程在局部重排中保留、CP-SAT 找到贪心错过的全局顺序、Skill 路由的排序键与切换预算、摘要折叠不丢消息、工具轨迹的 call 与 observation 成对。</w:t>
       </w:r>
     </w:p>
     <w:p>
@@ -9697,167 +9594,7 @@
           <w:sz w:val="20"/>
           <w:szCs w:val="20"/>
         </w:rPr>
-        <w:t>十一张：tasks、</w:t>
-      </w:r>
-      <w:proofErr w:type="spellStart"/>
-      <w:r>
-        <w:rPr>
-          <w:rFonts w:ascii="宋体" w:eastAsia="宋体" w:hAnsi="宋体" w:cs="宋体" w:hint="eastAsia"/>
-          <w:color w:val="1A1A1A"/>
-          <w:sz w:val="20"/>
-          <w:szCs w:val="20"/>
-        </w:rPr>
-        <w:t>task_dependencies</w:t>
-      </w:r>
-      <w:proofErr w:type="spellEnd"/>
-      <w:r>
-        <w:rPr>
-          <w:rFonts w:ascii="宋体" w:eastAsia="宋体" w:hAnsi="宋体" w:cs="宋体" w:hint="eastAsia"/>
-          <w:color w:val="1A1A1A"/>
-          <w:sz w:val="20"/>
-          <w:szCs w:val="20"/>
-        </w:rPr>
-        <w:t>、events、schedules、</w:t>
-      </w:r>
-      <w:proofErr w:type="spellStart"/>
-      <w:r>
-        <w:rPr>
-          <w:rFonts w:ascii="宋体" w:eastAsia="宋体" w:hAnsi="宋体" w:cs="宋体" w:hint="eastAsia"/>
-          <w:color w:val="1A1A1A"/>
-          <w:sz w:val="20"/>
-          <w:szCs w:val="20"/>
-        </w:rPr>
-        <w:t>user_preferences</w:t>
-      </w:r>
-      <w:proofErr w:type="spellEnd"/>
-      <w:r>
-        <w:rPr>
-          <w:rFonts w:ascii="宋体" w:eastAsia="宋体" w:hAnsi="宋体" w:cs="宋体" w:hint="eastAsia"/>
-          <w:color w:val="1A1A1A"/>
-          <w:sz w:val="20"/>
-          <w:szCs w:val="20"/>
-        </w:rPr>
-        <w:t>、</w:t>
-      </w:r>
-      <w:proofErr w:type="spellStart"/>
-      <w:r>
-        <w:rPr>
-          <w:rFonts w:ascii="宋体" w:eastAsia="宋体" w:hAnsi="宋体" w:cs="宋体" w:hint="eastAsia"/>
-          <w:color w:val="1A1A1A"/>
-          <w:sz w:val="20"/>
-          <w:szCs w:val="20"/>
-        </w:rPr>
-        <w:t>saved_locations</w:t>
-      </w:r>
-      <w:proofErr w:type="spellEnd"/>
-      <w:r>
-        <w:rPr>
-          <w:rFonts w:ascii="宋体" w:eastAsia="宋体" w:hAnsi="宋体" w:cs="宋体" w:hint="eastAsia"/>
-          <w:color w:val="1A1A1A"/>
-          <w:sz w:val="20"/>
-          <w:szCs w:val="20"/>
-        </w:rPr>
-        <w:t>、</w:t>
-      </w:r>
-      <w:proofErr w:type="spellStart"/>
-      <w:r>
-        <w:rPr>
-          <w:rFonts w:ascii="宋体" w:eastAsia="宋体" w:hAnsi="宋体" w:cs="宋体" w:hint="eastAsia"/>
-          <w:color w:val="1A1A1A"/>
-          <w:sz w:val="20"/>
-          <w:szCs w:val="20"/>
-        </w:rPr>
-        <w:t>plan_versions</w:t>
-      </w:r>
-      <w:proofErr w:type="spellEnd"/>
-      <w:r>
-        <w:rPr>
-          <w:rFonts w:ascii="宋体" w:eastAsia="宋体" w:hAnsi="宋体" w:cs="宋体" w:hint="eastAsia"/>
-          <w:color w:val="1A1A1A"/>
-          <w:sz w:val="20"/>
-          <w:szCs w:val="20"/>
-        </w:rPr>
-        <w:t>、</w:t>
-      </w:r>
-      <w:proofErr w:type="spellStart"/>
-      <w:r>
-        <w:rPr>
-          <w:rFonts w:ascii="宋体" w:eastAsia="宋体" w:hAnsi="宋体" w:cs="宋体" w:hint="eastAsia"/>
-          <w:color w:val="1A1A1A"/>
-          <w:sz w:val="20"/>
-          <w:szCs w:val="20"/>
-        </w:rPr>
-        <w:t>pending_actions</w:t>
-      </w:r>
-      <w:proofErr w:type="spellEnd"/>
-      <w:r>
-        <w:rPr>
-          <w:rFonts w:ascii="宋体" w:eastAsia="宋体" w:hAnsi="宋体" w:cs="宋体" w:hint="eastAsia"/>
-          <w:color w:val="1A1A1A"/>
-          <w:sz w:val="20"/>
-          <w:szCs w:val="20"/>
-        </w:rPr>
-        <w:t>、</w:t>
-      </w:r>
-      <w:proofErr w:type="spellStart"/>
-      <w:r>
-        <w:rPr>
-          <w:rFonts w:ascii="宋体" w:eastAsia="宋体" w:hAnsi="宋体" w:cs="宋体" w:hint="eastAsia"/>
-          <w:color w:val="1A1A1A"/>
-          <w:sz w:val="20"/>
-          <w:szCs w:val="20"/>
-        </w:rPr>
-        <w:t>chat_messages</w:t>
-      </w:r>
-      <w:proofErr w:type="spellEnd"/>
-      <w:r>
-        <w:rPr>
-          <w:rFonts w:ascii="宋体" w:eastAsia="宋体" w:hAnsi="宋体" w:cs="宋体" w:hint="eastAsia"/>
-          <w:color w:val="1A1A1A"/>
-          <w:sz w:val="20"/>
-          <w:szCs w:val="20"/>
-        </w:rPr>
-        <w:t>、</w:t>
-      </w:r>
-      <w:proofErr w:type="spellStart"/>
-      <w:r>
-        <w:rPr>
-          <w:rFonts w:ascii="宋体" w:eastAsia="宋体" w:hAnsi="宋体" w:cs="宋体" w:hint="eastAsia"/>
-          <w:color w:val="1A1A1A"/>
-          <w:sz w:val="20"/>
-          <w:szCs w:val="20"/>
-        </w:rPr>
-        <w:t>agent_runs</w:t>
-      </w:r>
-      <w:proofErr w:type="spellEnd"/>
-      <w:r>
-        <w:rPr>
-          <w:rFonts w:ascii="宋体" w:eastAsia="宋体" w:hAnsi="宋体" w:cs="宋体" w:hint="eastAsia"/>
-          <w:color w:val="1A1A1A"/>
-          <w:sz w:val="20"/>
-          <w:szCs w:val="20"/>
-        </w:rPr>
-        <w:t>、</w:t>
-      </w:r>
-      <w:proofErr w:type="spellStart"/>
-      <w:r>
-        <w:rPr>
-          <w:rFonts w:ascii="宋体" w:eastAsia="宋体" w:hAnsi="宋体" w:cs="宋体" w:hint="eastAsia"/>
-          <w:color w:val="1A1A1A"/>
-          <w:sz w:val="20"/>
-          <w:szCs w:val="20"/>
-        </w:rPr>
-        <w:t>evaluation_runs</w:t>
-      </w:r>
-      <w:proofErr w:type="spellEnd"/>
-      <w:r>
-        <w:rPr>
-          <w:rFonts w:ascii="宋体" w:eastAsia="宋体" w:hAnsi="宋体" w:cs="宋体" w:hint="eastAsia"/>
-          <w:color w:val="1A1A1A"/>
-          <w:sz w:val="20"/>
-          <w:szCs w:val="20"/>
-        </w:rPr>
-        <w:t>。</w:t>
+        <w:t xml:space="preserve">十四张：tasks、task_dependencies、events、schedules、user_preferences、saved_locations、plan_versions、pending_actions、chat_messages、chat_tool_calls、agent_runs、evaluation_runs、session_summaries、memory_facts。</w:t>
       </w:r>
     </w:p>
     <w:p>
@@ -10291,7 +10028,7 @@
           <w:sz w:val="20"/>
           <w:szCs w:val="20"/>
         </w:rPr>
-        <w:t>不能。pending actions 在数据库里可以跨 worker 读到，但 Memory、模型故障状态和部分缓存都是进程内的。直接加 worker，不等于会话一致性、确认幂等和故障状态共享已经解决。</w:t>
+        <w:t xml:space="preserve">不能。pending actions、会话历史、工具轨迹都已经落库，跨 worker 读得到；但模型故障状态、熔断窗口和部分缓存仍是进程内的。直接加 worker，等于会话一致了，可限流与故障切换仍然各管各的。</w:t>
       </w:r>
     </w:p>
     <w:p>
@@ -13001,7 +12738,7 @@
                 <w:sz w:val="16"/>
                 <w:szCs w:val="20"/>
               </w:rPr>
-              <w:t>Memory 容量</w:t>
+              <w:t xml:space="preserve">会话历史窗口</w:t>
             </w:r>
           </w:p>
         </w:tc>
@@ -13036,7 +12773,7 @@
                 <w:sz w:val="16"/>
                 <w:szCs w:val="20"/>
               </w:rPr>
-              <w:t>100 条</w:t>
+              <w:t xml:space="preserve">读 60 条 / 保留 10 条</w:t>
             </w:r>
           </w:p>
         </w:tc>
@@ -13071,7 +12808,7 @@
                 <w:sz w:val="16"/>
                 <w:szCs w:val="20"/>
               </w:rPr>
-              <w:t>普通追加时裁剪</w:t>
+              <w:t xml:space="preserve">每请求从表读，进程内无状态</w:t>
             </w:r>
           </w:p>
         </w:tc>
@@ -14804,7 +14541,7 @@
           <w:sz w:val="20"/>
           <w:szCs w:val="20"/>
         </w:rPr>
-        <w:t>白名单不等于执行权限；调用去重不等于业务幂等；Memory 方法锁不等于会话串行；pending 落库不等于并发只执行一次；补偿恢复不等于原生事务；执行后审计不等于自动回滚；FEASIBLE 不等于已证明最优；Mock 回归不等于真实模型效果。</w:t>
+        <w:t xml:space="preserve">轨迹落库不等于能重放上下文</w:t>
       </w:r>
     </w:p>
     <w:p>
@@ -16016,16 +15753,7 @@
           <w:sz w:val="20"/>
           <w:szCs w:val="20"/>
         </w:rPr>
-        <w:t>评测。</w:t>
-      </w:r>
-      <w:r>
-        <w:rPr>
-          <w:rFonts w:ascii="宋体" w:eastAsia="宋体" w:hAnsi="宋体" w:cs="宋体" w:hint="eastAsia"/>
-          <w:color w:val="1A1A1A"/>
-          <w:sz w:val="20"/>
-          <w:szCs w:val="20"/>
-        </w:rPr>
-        <w:t xml:space="preserve"> 220 个测试测了什么 → Mock 能证明模型效果吗 → 真实评测怎么设计 → 路径不同算错吗 → 怎么测确认安全 → 怎么避免调 prompt 过拟合。</w:t>
+        <w:t xml:space="preserve">283 个测试测了什么</w:t>
       </w:r>
     </w:p>
     <w:p>
@@ -17485,7 +17213,7 @@
                 <w:sz w:val="16"/>
                 <w:szCs w:val="20"/>
               </w:rPr>
-              <w:t>9 张表</w:t>
+              <w:t xml:space="preserve">14 张表</w:t>
             </w:r>
           </w:p>
         </w:tc>
@@ -17520,7 +17248,7 @@
                 <w:sz w:val="16"/>
                 <w:szCs w:val="20"/>
               </w:rPr>
-              <w:t>11 张表</w:t>
+              <w:t xml:space="preserve">14 张表</w:t>
             </w:r>
           </w:p>
         </w:tc>

--- a/docs/resume/PlanPilot_面试定稿.docx
+++ b/docs/resume/PlanPilot_面试定稿.docx
@@ -128,7 +128,7 @@
           <w:sz w:val="16"/>
           <w:szCs w:val="20"/>
         </w:rPr>
-        <w:t>代码基线 improvement @ d71153f ｜ 2026-10-25 ｜ 数字已对代码与测试核实</w:t>
+        <w:t xml:space="preserve">代码基线 improvement @ 55f6d5e ｜ 2026-10-26 ｜ 数字已对代码与测试核实</w:t>
       </w:r>
     </w:p>
     <w:p>
@@ -2512,7 +2512,7 @@
           <w:sz w:val="20"/>
           <w:szCs w:val="20"/>
         </w:rPr>
-        <w:t xml:space="preserve"> 风格的循环，动作由原生 Function Calling 表达：模型返回工具调用就执行，把结构化结果作为 Observation 回传，再进下一轮。注册了 37 个工具和 10 个场景 Skill，配了上下文裁剪、调用预算、危险操作确认和模型故障降级。业务侧有 CP-SAT 全局优化、局部重排和计划撤销。目前 283 个测试方法、5 个确定性评测场景和持久化执行轨迹。</w:t>
+        <w:t xml:space="preserve"> 风格的循环，动作由原生 Function Calling 表达：模型返回工具调用就执行，把结构化结果作为 Observation 回传，再进下一轮。注册了 37 个工具和 10 个场景 Skill，配了上下文裁剪、调用预算、危险操作确认和模型故障降级。业务侧有 CP-SAT 全局优化、局部重排和计划撤销。目前 293 个测试方法、5 个确定性评测场景和持久化执行轨迹。</w:t>
       </w:r>
     </w:p>
     <w:p>
@@ -2615,7 +2615,7 @@
           <w:sz w:val="20"/>
           <w:szCs w:val="20"/>
         </w:rPr>
-        <w:t xml:space="preserve">当前是个人项目，规模指标体现的是实现范围，不是线上效果。可以确认的静态事实是：37 个注册工具、10 个 Skill、283 个测试方法、5 个基于 Mock 的端到端评测场景、14 张 ORM 表、10 个 APIRouter、6 项直接运行依赖。</w:t>
+        <w:t xml:space="preserve">当前是个人项目，规模指标体现的是实现范围，不是线上效果。可以确认的静态事实是：37 个注册工具、10 个 Skill、293 个测试方法、5 个基于 Mock 的端到端评测场景、14 张 ORM 表、10 个 APIRouter、6 项直接运行依赖。</w:t>
       </w:r>
     </w:p>
     <w:p>
@@ -8934,7 +8934,7 @@
           <w:sz w:val="21"/>
           <w:szCs w:val="21"/>
         </w:rPr>
-        <w:t xml:space="preserve">8.3 283 个测试能证明什么（B 高频）</w:t>
+        <w:t xml:space="preserve">8.3 293 个测试能证明什么（B 高频）</w:t>
       </w:r>
     </w:p>
     <w:p>
@@ -8958,7 +8958,7 @@
           <w:sz w:val="20"/>
           <w:szCs w:val="20"/>
         </w:rPr>
-        <w:t xml:space="preserve">证明覆盖范围，不证明覆盖率或线上质量。比较有代表性的几类：确认批次失败后回滚、迭代上限后转无工具总结、额度耗尽的工具从下一轮移除、任务依赖拒绝成环、锁定日程在局部重排中保留、CP-SAT 找到贪心错过的全局顺序、Skill 路由的排序键与切换预算、摘要折叠不丢消息、工具轨迹的 call 与 observation 成对。</w:t>
+        <w:t xml:space="preserve">证明覆盖范围，不证明覆盖率或线上质量。比较有代表性的几类：确认批次失败后回滚、迭代上限后转无工具总结、额度耗尽的工具从下一轮移除、任务依赖拒绝成环、锁定日程在局部重排中保留、CP-SAT 找到贪心错过的全局顺序、Skill 路由的排序键与切换预算、摘要折叠不丢消息、工具轨迹的 call 与 observation 成对、等待确认的调用不被误记为中断。</w:t>
       </w:r>
     </w:p>
     <w:p>
@@ -9400,7 +9400,7 @@
           <w:sz w:val="20"/>
           <w:szCs w:val="20"/>
         </w:rPr>
-        <w:t xml:space="preserve"> 记录会话、请求、Provider、Skill、状态、耗时、确认信息、步骤 JSON、token 和费用。步骤包含工具名、阶段、状态、摘要和部分耗时。</w:t>
+        <w:t xml:space="preserve"> 记录会话、请求、Provider、Skill、状态、耗时、确认信息、步骤 JSON、token 和费用。chat_tool_calls 再逐次记录工具名、参数、成功标志、结果摘要和结果字数；等待用户确认的调用标成“挂起”，确认后真正执行的那一步另记一条。</w:t>
       </w:r>
     </w:p>
     <w:p>
@@ -9424,7 +9424,7 @@
           <w:sz w:val="20"/>
           <w:szCs w:val="20"/>
         </w:rPr>
-        <w:t>它适合运行回看，还不是完整的分布式 tracing，也不保证保存每个工具的完整输入输出。</w:t>
+        <w:t xml:space="preserve">它适合运行回看，还不是分布式 tracing，没有 span 关系；工具结果按 4000 字截断，超长结果要回原始日志；轨迹也不再喂回模型——历史工具返回值过时会变成错误前提。</w:t>
       </w:r>
     </w:p>
     <w:p>
@@ -15753,7 +15753,7 @@
           <w:sz w:val="20"/>
           <w:szCs w:val="20"/>
         </w:rPr>
-        <w:t xml:space="preserve">283 个测试测了什么</w:t>
+        <w:t xml:space="preserve">293 个测试测了什么</w:t>
       </w:r>
     </w:p>
     <w:p>

--- a/docs/resume/PlanPilot_面试定稿.docx
+++ b/docs/resume/PlanPilot_面试定稿.docx
@@ -128,7 +128,7 @@
           <w:sz w:val="16"/>
           <w:szCs w:val="20"/>
         </w:rPr>
-        <w:t xml:space="preserve">代码基线 improvement @ 55f6d5e ｜ 2026-10-26 ｜ 数字已对代码与测试核实</w:t>
+        <w:t>代码基线 improvement @ 2c84f07 ｜ 2026-10-27 ｜ 数字已对代码与测试核实</w:t>
       </w:r>
     </w:p>
     <w:p>
@@ -2492,7 +2492,7 @@
           <w:sz w:val="20"/>
           <w:szCs w:val="20"/>
         </w:rPr>
-        <w:t xml:space="preserve">Agent 层是 </w:t>
+        <w:t>Agent 层是 ReAct 风格的循环，动作由原生 Function Calling 表达：模型返回工具调用就执行，把结构化结果作为 Observation 回传，再进下一轮。注册了 37 个工具和 10 个场景 Skill，配了上下文裁剪、调用预算、危险操作确认和模型故障降级。业务侧有 CP-SAT 全局优化、局部重排和计划撤销。目前 331 个测试方法、5 个确定性评测场景和持久化执行轨迹。</w:t>
       </w:r>
       <w:proofErr w:type="spellStart"/>
       <w:r>
@@ -2502,7 +2502,6 @@
           <w:sz w:val="20"/>
           <w:szCs w:val="20"/>
         </w:rPr>
-        <w:t>ReAct</w:t>
       </w:r>
       <w:proofErr w:type="spellEnd"/>
       <w:r>
@@ -2512,7 +2511,6 @@
           <w:sz w:val="20"/>
           <w:szCs w:val="20"/>
         </w:rPr>
-        <w:t xml:space="preserve"> 风格的循环，动作由原生 Function Calling 表达：模型返回工具调用就执行，把结构化结果作为 Observation 回传，再进下一轮。注册了 37 个工具和 10 个场景 Skill，配了上下文裁剪、调用预算、危险操作确认和模型故障降级。业务侧有 CP-SAT 全局优化、局部重排和计划撤销。目前 293 个测试方法、5 个确定性评测场景和持久化执行轨迹。</w:t>
       </w:r>
     </w:p>
     <w:p>
@@ -2615,7 +2613,7 @@
           <w:sz w:val="20"/>
           <w:szCs w:val="20"/>
         </w:rPr>
-        <w:t xml:space="preserve">当前是个人项目，规模指标体现的是实现范围，不是线上效果。可以确认的静态事实是：37 个注册工具、10 个 Skill、293 个测试方法、5 个基于 Mock 的端到端评测场景、14 张 ORM 表、10 个 APIRouter、6 项直接运行依赖。</w:t>
+        <w:t>当前是个人项目，规模指标体现的是实现范围，不是线上效果。可以确认的静态事实是：37 个注册工具、10 个 Skill、331 个测试方法、5 个基于 Mock 的端到端评测场景、15 张 ORM 表、10 个 APIRouter、6 项直接运行依赖。</w:t>
       </w:r>
     </w:p>
     <w:p>
@@ -6737,7 +6735,7 @@
           <w:sz w:val="20"/>
           <w:szCs w:val="20"/>
         </w:rPr>
-        <w:t>当前没有请求级总 deadline，也没有流式输出，前端只能等完整响应。这是体验上最大的短板，也是我下一阶段要补的第一块。</w:t>
+        <w:t>请求级总 deadline 已经做了：循环每轮开头检查剩余时间，超了就带已完成的结果收尾，不再多调一次模型总结，并把这次运行标成 warning 而不是 failed。前端配 150 秒超时（必须晚于服务端的 90 秒），停止按钮只断开等待、不中断服务端。真正的短板是没有流式输出，用户只能等完整响应。</w:t>
       </w:r>
     </w:p>
     <w:p>
@@ -6998,7 +6996,7 @@
           <w:sz w:val="20"/>
           <w:szCs w:val="20"/>
         </w:rPr>
-        <w:t>执行前把六张核心业务表整体序列化成快照：任务、事件、任务依赖、日程、用户偏好、计划版本。然后逐项执行确认工具。某项失败就停止后续，先回滚当前未提交事务，再按外键顺序删除这六张表的全部行，按相反顺序重灌快照，最后提交。</w:t>
+        <w:t>执行前先记下六张核心业务表的当前内容（任务、事件、任务依赖、日程、用户偏好、计划版本），同时用 SQLAlchemy 的 after_flush 事件累积“本次确认流写过哪些行”。然后逐项执行。某项失败就停止后续，按写集撤销：只删本次新增的、把被删的补回来、把改过的改回原值，最后提交。</w:t>
       </w:r>
     </w:p>
     <w:p>
@@ -7029,7 +7027,7 @@
           <w:sz w:val="20"/>
           <w:szCs w:val="20"/>
         </w:rPr>
-        <w:t xml:space="preserve"> 快照 → 执行 A → 执行 B → B 失败 → 停止 → 回滚未提交 → 删子表父表 → 清身份映射 → 先父后子重灌 → 提交。</w:t>
+        <w:t xml:space="preserve"> 记录快照与写集 → 执行 A → 执行 B → B 失败 → 停止 → 撤未提交事务 → 按写集删新增 / 补删除 / 还原修改 → 提交。</w:t>
       </w:r>
     </w:p>
     <w:p>
@@ -7107,7 +7105,7 @@
           <w:sz w:val="20"/>
           <w:szCs w:val="20"/>
         </w:rPr>
-        <w:t>能，但机制要讲准。restore 的第一步是 rollback 丢掉未提交改动，然后按外键顺序删除六张表的全部行，再把快照重灌进去、提交。所以即使某个工具中途自己 commit 过，它的写入也会在“删全表”这一步被抹掉。</w:t>
+        <w:t>能，而且和事务回滚是两回事。service 层会自己 commit——delete_event 就是——所以 rollback 救不回来，只能补偿。补偿的依据是写集：service 提交之前一定先 flush，flush 时就能记下这次动了哪些行，提交之后按这个集合反做。</w:t>
       </w:r>
     </w:p>
     <w:p>
@@ -7131,7 +7129,7 @@
           <w:sz w:val="20"/>
           <w:szCs w:val="20"/>
         </w:rPr>
-        <w:t>这不是事务，是整表覆盖式回滚。代价有三个：没有隔离性，恢复期间别的请求写这几张表会被覆盖；进程崩在“已提交但还没补偿”的窗口里就没人恢复；六张表之外的外部副作用撤不了。</w:t>
+        <w:t>它不是事务，是补偿。三个代价：别人在同一时段改了同一行，会被快照值覆盖（冲突粒度是行级，最后写入者生效）；进程崩在“已提交但还没补偿”的窗口里没人恢复；六张表之外的外部副作用撤不了。</w:t>
       </w:r>
     </w:p>
     <w:p>
@@ -7162,7 +7160,7 @@
           <w:sz w:val="20"/>
           <w:szCs w:val="20"/>
         </w:rPr>
-        <w:t xml:space="preserve"> 这段代码的原注释写错了，它说“工具提前 commit 就救不回来”，但测试 </w:t>
+        <w:t xml:space="preserve"> 这套实现我推翻过一版。原来回滚是删全表再按快照重灌，我写测试时发现它会删掉别的会话刚提交的数据——用旧实现跑新测试，库里直接空了。所以改成按写集补偿，而且是先把“别人提交的数据必须还在”写成测试、再改实现。</w:t>
       </w:r>
       <w:proofErr w:type="spellStart"/>
       <w:r>
@@ -7172,7 +7170,6 @@
           <w:sz w:val="20"/>
           <w:szCs w:val="20"/>
         </w:rPr>
-        <w:t>test_restore_rolls_back_partial_insert</w:t>
       </w:r>
       <w:proofErr w:type="spellEnd"/>
       <w:r>
@@ -7182,7 +7179,6 @@
           <w:sz w:val="20"/>
           <w:szCs w:val="20"/>
         </w:rPr>
-        <w:t xml:space="preserve"> 明确验证了 commit 之后仍能恢复成快照状态。因为 restore 走的是删全表重灌，不是 rollback。我是按测试的实际行为修正理解的。</w:t>
       </w:r>
     </w:p>
     <w:p>
@@ -7213,7 +7209,7 @@
           <w:sz w:val="20"/>
           <w:szCs w:val="20"/>
         </w:rPr>
-        <w:t xml:space="preserve"> 大多数候选人只会复述注释。你说“我的注释和测试矛盾，我发现了，而且我知道哪个对”，可信度直接上一档。</w:t>
+        <w:t xml:space="preserve"> 大多数人讲回滚只会说“事务能撤销”。你能说出“第一版有并发缺陷，我先写测试证明它，再改”，说明你用测试验证设计，而不是相信自己的直觉。</w:t>
       </w:r>
     </w:p>
     <w:p>
@@ -7260,7 +7256,7 @@
           <w:sz w:val="20"/>
           <w:szCs w:val="20"/>
         </w:rPr>
-        <w:t>统一事务是更合适的方向，当前障碍是已有 Service 各自 commit，需要先调整事务边界。SAVEPOINT 可以做局部回滚，但要正确管理外层事务和嵌套事务，不能在内部随意提交整个 Session。</w:t>
+        <w:t>我试过，语义最干净，但行不通。SAVEPOINT 只影响自己的事务，天然隔离。问题是 service 层有 20 多处自己 commit()，commit 会隐式释放所有 SAVEPOINT，第一个工具跑完撤销点就失效了。要换成 SAVEPOINT，得先把提交上移到请求层。</w:t>
       </w:r>
     </w:p>
     <w:p>
@@ -7284,7 +7280,7 @@
           <w:sz w:val="20"/>
           <w:szCs w:val="20"/>
         </w:rPr>
-        <w:t>所以现在的补偿是过渡方案：能用，但成本和表总数据量成正比，而且没有隔离性。</w:t>
+        <w:t>所以现在的补偿是过渡方案：能用，并且只在写集范围内动数据，但没解决“service 自行提交”这个根因。</w:t>
       </w:r>
     </w:p>
     <w:p>
@@ -7339,7 +7335,7 @@
           <w:sz w:val="21"/>
           <w:szCs w:val="21"/>
         </w:rPr>
-        <w:t>6.5 六表快照有什么风险（B 高频）</w:t>
+        <w:t>6.5 这套补偿机制还有什么风险（B 高频）</w:t>
       </w:r>
     </w:p>
     <w:p>
@@ -7360,7 +7356,7 @@
           <w:sz w:val="20"/>
           <w:szCs w:val="20"/>
         </w:rPr>
-        <w:t>六条：全量覆盖会盖掉并发写；多表抓取不天然是一致快照；恢复成本随表数据量增长；崩溃窗口无法自动补偿；范围只有六张表，地点、聊天、轨迹、待确认不在内；外部副作用撤不了。</w:t>
+        <w:t>五条：同一行被并发修改时会被快照值覆盖；快照和写集都在内存，恢复成本随表数据量增长；进程崩在“已提交但还没补偿”的窗口里无法自动恢复；范围只有六张表，地点、聊天、轨迹、待确认不在内；外部副作用撤不了。</w:t>
       </w:r>
     </w:p>
     <w:p>
@@ -7414,7 +7410,7 @@
           <w:sz w:val="21"/>
           <w:szCs w:val="21"/>
         </w:rPr>
-        <w:t xml:space="preserve">6.6 为什么只备六张表，不是全部十四张（B 高频，加分题）</w:t>
+        <w:t>6.6 为什么只备六张表，不是全部十五张（B 高频，加分题）</w:t>
       </w:r>
     </w:p>
     <w:p>
@@ -7438,7 +7434,7 @@
           <w:sz w:val="20"/>
           <w:szCs w:val="20"/>
         </w:rPr>
-        <w:t xml:space="preserve">备的是用户能感知的业务状态。另外八张是执行轨迹、工具轨迹、会话摘要、事实库、待确认、地点和评测数据——回滚它们反而错：如果一次失败操作把审计也擦掉，你就再也查不到刚才发生了什么。而且地点库和评测数据跟这次写操作没关系，没有回滚的必要。</w:t>
+        <w:t>备的是用户能感知的业务状态。另外九张是执行轨迹、工具轨迹、请求幂等、会话摘要、事实库、待确认、地点和评测数据——回滚它们反而错：如果一次失败操作把审计也擦掉，你就再也查不到刚才发生了什么。地点库和评测数据也跟这次写操作没关系。</w:t>
       </w:r>
     </w:p>
     <w:p>
@@ -7569,7 +7565,7 @@
           <w:sz w:val="20"/>
           <w:szCs w:val="20"/>
         </w:rPr>
-        <w:t>顺序重复时，首次执行后删除 pending 记录，后一次通常看到不存在。但两个请求同时到达时，可能同时读到同一条记录，先后或交错执行。</w:t>
+        <w:t>分两层看。请求级已经做了：每次对话带一个 request_id，服务端第一件事是抢占主键，抢不到说明同一次请求正在跑或已完成——正在跑回 409，已完成就把上次的响应原样重放。所以超时重发、双击发送都不会真的执行两遍。还没做的是动作级：同一条 pending 记录被两个进程同时读到，仍可能交错执行。</w:t>
       </w:r>
     </w:p>
     <w:p>
@@ -7593,7 +7589,7 @@
           <w:sz w:val="20"/>
           <w:szCs w:val="20"/>
         </w:rPr>
-        <w:t>要解决得把待确认操作建成 pending → executing → succeeded/failed 状态机，用条件更新原子领取执行权；再给写操作加幂等键，防超时、重试和崩溃造成的重复写入。</w:t>
+        <w:t>要补的是把待确认操作建成 pending → executing → succeeded/failed 状态机，用条件更新原子领取执行权。</w:t>
       </w:r>
     </w:p>
     <w:p>
@@ -7624,7 +7620,7 @@
           <w:sz w:val="20"/>
           <w:szCs w:val="20"/>
         </w:rPr>
-        <w:t xml:space="preserve"> 状态机解决“两个请求同时抢着执行”，幂等键解决“系统不知道上一次到底有没有成功”。</w:t>
+        <w:t xml:space="preserve"> 请求幂等解决“同一次请求别跑两遍”，状态机解决“同一条待确认操作别被两人同时执行”。</w:t>
       </w:r>
     </w:p>
     <w:p>
@@ -8934,7 +8930,7 @@
           <w:sz w:val="21"/>
           <w:szCs w:val="21"/>
         </w:rPr>
-        <w:t xml:space="preserve">8.3 293 个测试能证明什么（B 高频）</w:t>
+        <w:t>8.3 331 个测试能证明什么（B 高频）</w:t>
       </w:r>
     </w:p>
     <w:p>
@@ -8958,7 +8954,7 @@
           <w:sz w:val="20"/>
           <w:szCs w:val="20"/>
         </w:rPr>
-        <w:t xml:space="preserve">证明覆盖范围，不证明覆盖率或线上质量。比较有代表性的几类：确认批次失败后回滚、迭代上限后转无工具总结、额度耗尽的工具从下一轮移除、任务依赖拒绝成环、锁定日程在局部重排中保留、CP-SAT 找到贪心错过的全局顺序、Skill 路由的排序键与切换预算、摘要折叠不丢消息、工具轨迹的 call 与 observation 成对、等待确认的调用不被误记为中断。</w:t>
+        <w:t>证明覆盖范围，不证明覆盖率或线上质量。比较有代表性的几类：确认批次失败后只撤销本次写集、8 线程抢同一个 request_id 只成功一个、4 写 4 读混合负载零锁失败、幂等状态机的六种迁移、迭代上限后转无工具总结、任务依赖拒绝成环、锁定日程在局部重排中保留、CP-SAT 找到贪心错过的全局顺序、摘要折叠不丢消息、等待确认的调用不被误记为中断。</w:t>
       </w:r>
     </w:p>
     <w:p>
@@ -9151,7 +9147,7 @@
           <w:sz w:val="20"/>
           <w:szCs w:val="20"/>
         </w:rPr>
-        <w:t xml:space="preserve">当前记录工具阶段、状态、耗时、模型 token 和估算费用，可以回看失败步骤。进一步要按 </w:t>
+        <w:t>当前记录工具阶段、状态、耗时、模型 token 和估算费用，可以回看失败步骤。请求级总 deadline 已经做了：每轮检查剩余时间，超时带部分结果收尾并标 warning。进一步要按 run_id、step_id、tool_call_id 关联模型与工具调用，记录错误分类、重试和脱敏参数，并加 token 与费用预算。</w:t>
       </w:r>
       <w:proofErr w:type="spellStart"/>
       <w:r>
@@ -9161,7 +9157,6 @@
           <w:sz w:val="20"/>
           <w:szCs w:val="20"/>
         </w:rPr>
-        <w:t>run_id</w:t>
       </w:r>
       <w:proofErr w:type="spellEnd"/>
       <w:r>
@@ -9171,7 +9166,6 @@
           <w:sz w:val="20"/>
           <w:szCs w:val="20"/>
         </w:rPr>
-        <w:t>、</w:t>
       </w:r>
       <w:proofErr w:type="spellStart"/>
       <w:r>
@@ -9181,7 +9175,6 @@
           <w:sz w:val="20"/>
           <w:szCs w:val="20"/>
         </w:rPr>
-        <w:t>step_id</w:t>
       </w:r>
       <w:proofErr w:type="spellEnd"/>
       <w:r>
@@ -9191,7 +9184,6 @@
           <w:sz w:val="20"/>
           <w:szCs w:val="20"/>
         </w:rPr>
-        <w:t>、</w:t>
       </w:r>
       <w:proofErr w:type="spellStart"/>
       <w:r>
@@ -9201,7 +9193,6 @@
           <w:sz w:val="20"/>
           <w:szCs w:val="20"/>
         </w:rPr>
-        <w:t>tool_call_id</w:t>
       </w:r>
       <w:proofErr w:type="spellEnd"/>
       <w:r>
@@ -9211,7 +9202,6 @@
           <w:sz w:val="20"/>
           <w:szCs w:val="20"/>
         </w:rPr>
-        <w:t xml:space="preserve"> 关联模型与工具调用，记录错误分类、重试和脱敏参数，并建立请求总 deadline 与 token、费用预算。</w:t>
       </w:r>
     </w:p>
     <w:p>
@@ -9235,7 +9225,7 @@
           <w:sz w:val="20"/>
           <w:szCs w:val="20"/>
         </w:rPr>
-        <w:t>现在能统计用量，但没有完整的费用硬限额，也没有逐步崩溃恢复。</w:t>
+        <w:t>现在能统计用量，但没有费用硬限额，也没有逐步崩溃恢复。</w:t>
       </w:r>
     </w:p>
     <w:p>
@@ -9594,7 +9584,7 @@
           <w:sz w:val="20"/>
           <w:szCs w:val="20"/>
         </w:rPr>
-        <w:t xml:space="preserve">十四张：tasks、task_dependencies、events、schedules、user_preferences、saved_locations、plan_versions、pending_actions、chat_messages、chat_tool_calls、agent_runs、evaluation_runs、session_summaries、memory_facts。</w:t>
+        <w:t>十五张：tasks、task_dependencies、events、schedules、user_preferences、saved_locations、plan_versions、pending_actions、chat_messages、chat_tool_calls、chat_requests、agent_runs、evaluation_runs、session_summaries、memory_facts。</w:t>
       </w:r>
     </w:p>
     <w:p>
@@ -10075,7 +10065,7 @@
           <w:sz w:val="20"/>
           <w:szCs w:val="20"/>
         </w:rPr>
-        <w:t xml:space="preserve">启动时 </w:t>
+        <w:t>启动时 create_all 建缺失表，再用 ensure_schema 给旧表补列。补哪些列写在声明表里，执行只有一份逻辑；列检查用 SQLAlchemy inspector，所以换方言也有效。但它没有版本号、没有回滚、没有顺序保证，下一步仍然是 Alembic 和迁移测试。</w:t>
       </w:r>
       <w:proofErr w:type="spellStart"/>
       <w:r>
@@ -10085,7 +10075,6 @@
           <w:sz w:val="20"/>
           <w:szCs w:val="20"/>
         </w:rPr>
-        <w:t>create_all</w:t>
       </w:r>
       <w:proofErr w:type="spellEnd"/>
       <w:r>
@@ -10095,7 +10084,6 @@
           <w:sz w:val="20"/>
           <w:szCs w:val="20"/>
         </w:rPr>
-        <w:t xml:space="preserve"> 建缺失表，再用 </w:t>
       </w:r>
       <w:proofErr w:type="spellStart"/>
       <w:r>
@@ -10105,7 +10093,6 @@
           <w:sz w:val="20"/>
           <w:szCs w:val="20"/>
         </w:rPr>
-        <w:t>ensure_schema</w:t>
       </w:r>
       <w:proofErr w:type="spellEnd"/>
       <w:r>
@@ -10115,7 +10102,6 @@
           <w:sz w:val="20"/>
           <w:szCs w:val="20"/>
         </w:rPr>
-        <w:t xml:space="preserve"> 给旧表补列。这是轻量兼容逻辑，不是完整的迁移版本管理。下一步是 Alembic、升级前备份和迁移测试。</w:t>
       </w:r>
     </w:p>
     <w:p>
@@ -10139,7 +10125,7 @@
           <w:sz w:val="20"/>
           <w:szCs w:val="20"/>
         </w:rPr>
-        <w:t>requirements 主要设最低版本，没有锁可复现依赖；测试还需要额外包，所以不能说“只装五个库就能跑全部测试”。</w:t>
+        <w:t>直接依赖在 requirements.txt 里给支持范围，requirements.lock 锁到实测版本，CI 用 lock。不锁传递依赖是因为 Windows 上 pip freeze 会带 pywin32 这类平台包，全量冻结会让 Linux CI 装不上。</w:t>
       </w:r>
     </w:p>
     <w:p>
@@ -10928,7 +10914,7 @@
           <w:sz w:val="20"/>
           <w:szCs w:val="20"/>
         </w:rPr>
-        <w:t>我做了批量确认和执行前六表快照，失败整体补偿。继续梳理又发现补偿没有原生事务的隔离性，也不能处理崩溃窗口，所以后续优先统一提交边界，再给写操作加幂等键。</w:t>
+        <w:t>我做了批量确认和执行前快照，失败按写集补偿。梳理时发现第一版是删全表重灌、会抹掉并发写入，于是先写测试复现、再改成补偿。剩下的问题是补偿没有原生事务的隔离性，也处理不了崩溃窗口，所以后续优先统一提交边界。</w:t>
       </w:r>
     </w:p>
     <w:p>
@@ -10959,7 +10945,7 @@
           <w:sz w:val="20"/>
           <w:szCs w:val="20"/>
         </w:rPr>
-        <w:t xml:space="preserve"> 确认分支在门面的 _</w:t>
+        <w:t xml:space="preserve"> 确认分支在门面的 _handle_confirmation，补偿在 transaction.py 的 capture 和 restore，测试是 test_restore_keeps_rows_committed_by_another_session。</w:t>
       </w:r>
       <w:proofErr w:type="spellStart"/>
       <w:r>
@@ -10969,7 +10955,6 @@
           <w:sz w:val="20"/>
           <w:szCs w:val="20"/>
         </w:rPr>
-        <w:t>handle_confirmation</w:t>
       </w:r>
       <w:proofErr w:type="spellEnd"/>
       <w:r>
@@ -10979,7 +10964,6 @@
           <w:sz w:val="20"/>
           <w:szCs w:val="20"/>
         </w:rPr>
-        <w:t xml:space="preserve">，快照在 transaction.py 的 capture 和 restore，测试是 </w:t>
       </w:r>
       <w:proofErr w:type="spellStart"/>
       <w:r>
@@ -10989,7 +10973,6 @@
           <w:sz w:val="20"/>
           <w:szCs w:val="20"/>
         </w:rPr>
-        <w:t>test_restore_rolls_back_partial_insert</w:t>
       </w:r>
       <w:proofErr w:type="spellEnd"/>
       <w:r>
@@ -10999,7 +10982,6 @@
           <w:sz w:val="20"/>
           <w:szCs w:val="20"/>
         </w:rPr>
-        <w:t>。</w:t>
       </w:r>
     </w:p>
     <w:p>
@@ -13415,7 +13397,7 @@
                 <w:sz w:val="16"/>
                 <w:szCs w:val="20"/>
               </w:rPr>
-              <w:t>36 工具、10 Skill、152 测试、5 场景、11 表（备 6 表）</w:t>
+              <w:t>37 工具、10 Skill、331 测试、5 场景、15 表</w:t>
             </w:r>
           </w:p>
         </w:tc>
@@ -13779,7 +13761,7 @@
                 <w:sz w:val="16"/>
                 <w:szCs w:val="20"/>
               </w:rPr>
-              <w:t>36 工具、10 Skill</w:t>
+              <w:t>37 工具、10 Skill</w:t>
             </w:r>
           </w:p>
         </w:tc>
@@ -14139,7 +14121,7 @@
                 <w:sz w:val="16"/>
                 <w:szCs w:val="20"/>
               </w:rPr>
-              <w:t>152 测试、5 个评测场景</w:t>
+              <w:t>331 测试、5 个评测场景</w:t>
             </w:r>
           </w:p>
         </w:tc>
@@ -14483,7 +14465,7 @@
                 <w:sz w:val="16"/>
                 <w:szCs w:val="20"/>
               </w:rPr>
-              <w:t>当前没有 SSE，也没有请求级 deadline</w:t>
+              <w:t>当前没有 SSE；请求级 deadline 已有 90 秒</w:t>
             </w:r>
           </w:p>
         </w:tc>
@@ -14848,7 +14830,7 @@
                 <w:sz w:val="16"/>
                 <w:szCs w:val="20"/>
               </w:rPr>
-              <w:t>无写操作幂等键</w:t>
+              <w:t>无动作级幂等键</w:t>
             </w:r>
           </w:p>
         </w:tc>
@@ -14883,7 +14865,7 @@
                 <w:sz w:val="16"/>
                 <w:szCs w:val="20"/>
               </w:rPr>
-              <w:t>只有确认记录删除</w:t>
+              <w:t>请求级 request_id 已做，动作级没有</w:t>
             </w:r>
           </w:p>
         </w:tc>
@@ -14918,7 +14900,7 @@
                 <w:sz w:val="16"/>
                 <w:szCs w:val="20"/>
               </w:rPr>
-              <w:t>幂等键加条件更新抢执行权</w:t>
+              <w:t>动作级幂等键加条件更新抢执行权</w:t>
             </w:r>
           </w:p>
         </w:tc>
@@ -14955,7 +14937,7 @@
                 <w:sz w:val="16"/>
                 <w:szCs w:val="20"/>
               </w:rPr>
-              <w:t>快照无隔离性</w:t>
+              <w:t>快照隔离是行级</w:t>
             </w:r>
           </w:p>
         </w:tc>
@@ -14990,7 +14972,7 @@
                 <w:sz w:val="16"/>
                 <w:szCs w:val="20"/>
               </w:rPr>
-              <w:t>整表擦回会覆盖并发写</w:t>
+              <w:t>只撤销本次写集，别的会话的行不动</w:t>
             </w:r>
           </w:p>
         </w:tc>
@@ -15025,7 +15007,7 @@
                 <w:sz w:val="16"/>
                 <w:szCs w:val="20"/>
               </w:rPr>
-              <w:t>统一提交边界</w:t>
+              <w:t>提交边界上移，冲突按行版本检测</w:t>
             </w:r>
           </w:p>
         </w:tc>
@@ -15062,7 +15044,7 @@
                 <w:sz w:val="16"/>
                 <w:szCs w:val="20"/>
               </w:rPr>
-              <w:t>无请求级 deadline</w:t>
+              <w:t>无费用硬限额</w:t>
             </w:r>
           </w:p>
         </w:tc>
@@ -15097,7 +15079,7 @@
                 <w:sz w:val="16"/>
                 <w:szCs w:val="20"/>
               </w:rPr>
-              <w:t>只有单次 30 秒超时</w:t>
+              <w:t>只有 token 统计与估算费用</w:t>
             </w:r>
           </w:p>
         </w:tc>
@@ -15132,7 +15114,7 @@
                 <w:sz w:val="16"/>
                 <w:szCs w:val="20"/>
               </w:rPr>
-              <w:t>总 deadline 加超时提前失败</w:t>
+              <w:t>按请求设费用上限并提前终止</w:t>
             </w:r>
           </w:p>
         </w:tc>
@@ -15753,7 +15735,12 @@
           <w:sz w:val="20"/>
           <w:szCs w:val="20"/>
         </w:rPr>
-        <w:t xml:space="preserve">293 个测试测了什么</w:t>
+        <w:t>331 个测试测了什么</w:t>
+      </w:r>
+      <w:r>
+        <w:rPr>
+          <w:b w:val="0"/>
+        </w:rPr>
       </w:r>
     </w:p>
     <w:p>
@@ -16540,7 +16527,7 @@
                 <w:sz w:val="16"/>
                 <w:szCs w:val="20"/>
               </w:rPr>
-              <w:t>services/schedule_service.py</w:t>
+              <w:t>services/schedule/（core 等 9 个模块）</w:t>
             </w:r>
           </w:p>
         </w:tc>
@@ -17213,7 +17200,7 @@
                 <w:sz w:val="16"/>
                 <w:szCs w:val="20"/>
               </w:rPr>
-              <w:t xml:space="preserve">14 张表</w:t>
+              <w:t>9 张表</w:t>
             </w:r>
           </w:p>
         </w:tc>
@@ -17248,7 +17235,7 @@
                 <w:sz w:val="16"/>
                 <w:szCs w:val="20"/>
               </w:rPr>
-              <w:t xml:space="preserve">14 张表</w:t>
+              <w:t>15 张表</w:t>
             </w:r>
           </w:p>
         </w:tc>
@@ -17608,7 +17595,7 @@
                 <w:sz w:val="16"/>
                 <w:szCs w:val="20"/>
               </w:rPr>
-              <w:t>错，restore 删全表重灌，commit 过也能恢复</w:t>
+              <w:t>错，restore 只撤销本次写集，commit 过也能恢复</w:t>
             </w:r>
           </w:p>
         </w:tc>

--- a/docs/resume/PlanPilot_面试定稿.docx
+++ b/docs/resume/PlanPilot_面试定稿.docx
@@ -128,7 +128,7 @@
           <w:sz w:val="16"/>
           <w:szCs w:val="20"/>
         </w:rPr>
-        <w:t>代码基线 improvement @ 2c84f07 ｜ 2026-10-27 ｜ 数字已对代码与测试核实</w:t>
+        <w:t>代码基线 improvement @ ff7a7d4 ｜ 2026-10-27 ｜ 数字已对代码与测试核实</w:t>
       </w:r>
     </w:p>
     <w:p>
@@ -2492,7 +2492,7 @@
           <w:sz w:val="20"/>
           <w:szCs w:val="20"/>
         </w:rPr>
-        <w:t>Agent 层是 ReAct 风格的循环，动作由原生 Function Calling 表达：模型返回工具调用就执行，把结构化结果作为 Observation 回传，再进下一轮。注册了 37 个工具和 10 个场景 Skill，配了上下文裁剪、调用预算、危险操作确认和模型故障降级。业务侧有 CP-SAT 全局优化、局部重排和计划撤销。目前 331 个测试方法、5 个确定性评测场景和持久化执行轨迹。</w:t>
+        <w:t>Agent 层是 ReAct 风格的循环，动作由原生 Function Calling 表达：模型返回工具调用就执行，把结构化结果作为 Observation 回传，再进下一轮。注册了 37 个工具和 10 个场景 Skill，配了上下文裁剪、调用预算、危险操作确认和模型故障降级。业务侧有 CP-SAT 全局优化、局部重排和计划撤销。目前 345 个测试方法、5 个确定性评测场景和持久化执行轨迹。</w:t>
       </w:r>
       <w:proofErr w:type="spellStart"/>
       <w:r>
@@ -2613,7 +2613,7 @@
           <w:sz w:val="20"/>
           <w:szCs w:val="20"/>
         </w:rPr>
-        <w:t>当前是个人项目，规模指标体现的是实现范围，不是线上效果。可以确认的静态事实是：37 个注册工具、10 个 Skill、331 个测试方法、5 个基于 Mock 的端到端评测场景、15 张 ORM 表、10 个 APIRouter、6 项直接运行依赖。</w:t>
+        <w:t>当前是个人项目，规模指标体现的是实现范围，不是线上效果。可以确认的静态事实是：37 个注册工具、10 个 Skill、345 个测试方法、5 个基于 Mock 的端到端评测场景、15 张 ORM 表、10 个 APIRouter、6 项直接运行依赖。</w:t>
       </w:r>
     </w:p>
     <w:p>
@@ -7561,11 +7561,12 @@
       <w:r>
         <w:rPr>
           <w:rFonts w:ascii="宋体" w:eastAsia="宋体" w:hAnsi="宋体" w:cs="宋体" w:hint="eastAsia"/>
-          <w:color w:val="1A1A1A"/>
-          <w:sz w:val="20"/>
-          <w:szCs w:val="20"/>
-        </w:rPr>
-        <w:t>分两层看。请求级已经做了：每次对话带一个 request_id，服务端第一件事是抢占主键，抢不到说明同一次请求正在跑或已完成——正在跑回 409，已完成就把上次的响应原样重放。所以超时重发、双击发送都不会真的执行两遍。还没做的是动作级：同一条 pending 记录被两个进程同时读到，仍可能交错执行。</w:t>
+          <w:b w:val="0"/>
+          <w:color w:val="1A1A1A"/>
+          <w:sz w:val="20"/>
+          <w:szCs w:val="20"/>
+        </w:rPr>
+        <w:t>分两层，现在都做了。请求级是 request_id 幂等：服务端第一件事抢占主键，抢不到说明同一次请求正在跑（回 409）或已完成（把上次响应原样重放）。动作级是把待确认操作做成 pending → taken 的抢占：抢的是数据库那一行，UPDATE … WHERE id=? AND status='pending'，只有一条语句能改到行，rowcount 就是执行权。</w:t>
       </w:r>
     </w:p>
     <w:p>
@@ -7585,11 +7586,67 @@
       <w:r>
         <w:rPr>
           <w:rFonts w:ascii="宋体" w:eastAsia="宋体" w:hAnsi="宋体" w:cs="宋体" w:hint="eastAsia"/>
-          <w:color w:val="1A1A1A"/>
-          <w:sz w:val="20"/>
-          <w:szCs w:val="20"/>
-        </w:rPr>
-        <w:t>要补的是把待确认操作建成 pending → executing → succeeded/failed 状态机，用条件更新原子领取执行权。</w:t>
+          <w:b w:val="0"/>
+          <w:color w:val="1A1A1A"/>
+          <w:sz w:val="20"/>
+          <w:szCs w:val="20"/>
+        </w:rPr>
+        <w:t>为什么不用锁：进程内互斥量在多 worker 下各一把，互相看不见，等于没有；数据库锁要持有到事务结束，等于把秒级的工具执行圈进临界区，所有写请求排队。领取只做一次毫秒级写、立刻提交，执行期间不持有任何东西；失败把状态退回 pending 让用户重试，进程崩在中间留下的 taken 由 120 秒超时接管。</w:t>
+      </w:r>
+    </w:p>
+    <w:p>
+      <w:pPr>
+        <w:pBdr>
+          <w:left w:val="single" w:sz="24" w:space="0" w:color="9FB3C8"/>
+        </w:pBdr>
+        <w:shd w:val="clear" w:color="auto" w:fill="F4F7FA"/>
+        <w:spacing w:before="160" w:after="200" w:line="372" w:lineRule="auto"/>
+        <w:ind w:left="240"/>
+        <w:rPr>
+          <w:color w:val="1A1A1A"/>
+          <w:sz w:val="18"/>
+          <w:szCs w:val="20"/>
+        </w:rPr>
+      </w:pPr>
+      <w:r>
+        <w:rPr>
+          <w:rFonts w:ascii="宋体" w:eastAsia="宋体" w:hAnsi="宋体" w:cs="宋体" w:hint="eastAsia"/>
+          <w:b w:val="0"/>
+          <w:color w:val="1A1A1A"/>
+          <w:sz w:val="20"/>
+          <w:szCs w:val="20"/>
+        </w:rPr>
+        <w:t>这里踩过一个坑：一开始以为 request_id 幂等能挡住双击——挡不住。前端每次点击都生成新的 id，服务端看到的是两次独立请求，各放行一次。请求级幂等保护的是“同一次请求重发”，不是“同一份变更被消费几次”。实测双击会生成两份任务，改成领取之后只生成一份，第二个请求拿到“已经被另一次点击处理过”。</w:t>
+      </w:r>
+    </w:p>
+    <w:p>
+      <w:pPr>
+        <w:spacing w:before="160" w:after="200" w:line="372" w:lineRule="auto"/>
+        <w:ind w:left="240"/>
+        <w:rPr>
+          <w:color w:val="1A1A1A"/>
+          <w:sz w:val="18"/>
+          <w:szCs w:val="20"/>
+        </w:rPr>
+      </w:pPr>
+      <w:r>
+        <w:rPr>
+          <w:rFonts w:ascii="宋体" w:eastAsia="宋体" w:hAnsi="宋体" w:cs="宋体" w:hint="eastAsia"/>
+          <w:b/>
+          <w:color w:val="1A1A1A"/>
+          <w:sz w:val="20"/>
+          <w:szCs w:val="20"/>
+        </w:rPr>
+        <w:t>追问 幂等键被复用了怎么办。</w:t>
+      </w:r>
+      <w:r>
+        <w:rPr>
+          <w:rFonts w:ascii="宋体" w:eastAsia="宋体" w:hAnsi="宋体" w:cs="宋体" w:hint="eastAsia"/>
+          <w:color w:val="1A1A1A"/>
+          <w:sz w:val="20"/>
+          <w:szCs w:val="20"/>
+        </w:rPr>
+        <w:t xml:space="preserve"> 同 id 不同内容回 409，不重放也不执行。抢占时比对内容指纹（消息 + 确认动作 + 决定）；指纹不含确认动作的话，两次不同确认的 message 都是空串，会被当成同一次请求。老数据没有指纹，按“无法校验”放行并回填，不阻断升级。</w:t>
       </w:r>
     </w:p>
     <w:p>
@@ -7616,11 +7673,11 @@
       <w:r>
         <w:rPr>
           <w:rFonts w:ascii="宋体" w:eastAsia="宋体" w:hAnsi="宋体" w:cs="宋体" w:hint="eastAsia"/>
-          <w:color w:val="1A1A1A"/>
-          <w:sz w:val="20"/>
-          <w:szCs w:val="20"/>
-        </w:rPr>
-        <w:t xml:space="preserve"> 请求幂等解决“同一次请求别跑两遍”，状态机解决“同一条待确认操作别被两人同时执行”。</w:t>
+          <w:color w:val="10263D"/>
+          <w:sz w:val="20"/>
+          <w:szCs w:val="20"/>
+        </w:rPr>
+        <w:t xml:space="preserve"> 请求幂等解决“同一次请求别跑两遍”，领取状态解决“同一条待确认操作别被两人同时执行”；前者靠键，后者靠条件更新。</w:t>
       </w:r>
     </w:p>
     <w:p>
@@ -8930,7 +8987,7 @@
           <w:sz w:val="21"/>
           <w:szCs w:val="21"/>
         </w:rPr>
-        <w:t>8.3 331 个测试能证明什么（B 高频）</w:t>
+        <w:t>8.3 345 个测试能证明什么（B 高频）</w:t>
       </w:r>
     </w:p>
     <w:p>
@@ -8954,7 +9011,7 @@
           <w:sz w:val="20"/>
           <w:szCs w:val="20"/>
         </w:rPr>
-        <w:t>证明覆盖范围，不证明覆盖率或线上质量。比较有代表性的几类：确认批次失败后只撤销本次写集、8 线程抢同一个 request_id 只成功一个、4 写 4 读混合负载零锁失败、幂等状态机的六种迁移、迭代上限后转无工具总结、任务依赖拒绝成环、锁定日程在局部重排中保留、CP-SAT 找到贪心错过的全局顺序、摘要折叠不丢消息、等待确认的调用不被误记为中断。</w:t>
+        <w:t>证明覆盖范围，不证明覆盖率或线上质量。比较有代表性的几类：确认批次失败后只撤销本次写集、同一份待确认操作被并发确认只执行一遍、8 线程抢同一个 request_id 只成功一个、4 写 4 读混合负载零锁失败、幂等状态机的六种迁移、迭代上限后转无工具总结、任务依赖拒绝成环、锁定日程在局部重排中保留、CP-SAT 找到贪心错过的全局顺序、摘要折叠不丢消息、等待确认的调用不被误记为中断。</w:t>
       </w:r>
     </w:p>
     <w:p>
@@ -13397,7 +13454,7 @@
                 <w:sz w:val="16"/>
                 <w:szCs w:val="20"/>
               </w:rPr>
-              <w:t>37 工具、10 Skill、331 测试、5 场景、15 表</w:t>
+              <w:t>37 工具、10 Skill、345 测试、5 场景、15 表</w:t>
             </w:r>
           </w:p>
         </w:tc>
@@ -14121,7 +14178,7 @@
                 <w:sz w:val="16"/>
                 <w:szCs w:val="20"/>
               </w:rPr>
-              <w:t>331 测试、5 个评测场景</w:t>
+              <w:t>345 测试、5 个评测场景</w:t>
             </w:r>
           </w:p>
         </w:tc>
@@ -14519,11 +14576,12 @@
       <w:r>
         <w:rPr>
           <w:rFonts w:ascii="宋体" w:eastAsia="宋体" w:hAnsi="宋体" w:cs="宋体" w:hint="eastAsia"/>
-          <w:color w:val="1A1A1A"/>
-          <w:sz w:val="20"/>
-          <w:szCs w:val="20"/>
-        </w:rPr>
-        <w:t xml:space="preserve">轨迹落库不等于能重放上下文</w:t>
+          <w:b w:val="0"/>
+          <w:color w:val="1A1A1A"/>
+          <w:sz w:val="20"/>
+          <w:szCs w:val="20"/>
+        </w:rPr>
+        <w:t>白名单不等于执行权限；调用去重不等于业务幂等；读窗口无状态不等于会话串行；领取超时接管不等于不会重复执行（进程没死、只是慢过 120 秒时仍可能被接管）；补偿恢复不等于原生事务；执行后审计不等于自动回滚；FEASIBLE 不等于已证明最优；Mock 回归不等于真实模型效果。</w:t>
       </w:r>
     </w:p>
     <w:p>
@@ -14830,7 +14888,7 @@
                 <w:sz w:val="16"/>
                 <w:szCs w:val="20"/>
               </w:rPr>
-              <w:t>无动作级幂等键</w:t>
+              <w:t>领取超时接管有窗口</w:t>
             </w:r>
           </w:p>
         </w:tc>
@@ -14865,7 +14923,7 @@
                 <w:sz w:val="16"/>
                 <w:szCs w:val="20"/>
               </w:rPr>
-              <w:t>请求级 request_id 已做，动作级没有</w:t>
+              <w:t>已用条件更新抢占；超 120 秒未落地会被接管</w:t>
             </w:r>
           </w:p>
         </w:tc>
@@ -14900,7 +14958,7 @@
                 <w:sz w:val="16"/>
                 <w:szCs w:val="20"/>
               </w:rPr>
-              <w:t>动作级幂等键加条件更新抢执行权</w:t>
+              <w:t>按心跳续约，极慢但仍存活的执行不被抢</w:t>
             </w:r>
           </w:p>
         </w:tc>
@@ -15735,12 +15793,16 @@
           <w:sz w:val="20"/>
           <w:szCs w:val="20"/>
         </w:rPr>
-        <w:t>331 个测试测了什么</w:t>
-      </w:r>
-      <w:r>
-        <w:rPr>
-          <w:b w:val="0"/>
-        </w:rPr>
+        <w:t>评测。</w:t>
+      </w:r>
+      <w:r>
+        <w:rPr>
+          <w:rFonts w:ascii="宋体" w:eastAsia="宋体" w:hAnsi="宋体" w:cs="宋体" w:hint="eastAsia"/>
+          <w:color w:val="10263D"/>
+          <w:sz w:val="20"/>
+          <w:szCs w:val="20"/>
+        </w:rPr>
+        <w:t xml:space="preserve"> 345 个测试测了什么 → Mock 能证明模型效果吗 → 真实评测怎么设计 → 路径不同算错吗 → 怎么测确认安全 → 怎么避免调 prompt 过拟合。</w:t>
       </w:r>
     </w:p>
     <w:p>
